--- a/atelier/atelier_045.docx
+++ b/atelier/atelier_045.docx
@@ -394,7 +394,7 @@
           </w:tcPr>
           <w:p>
             <w:r>
-              <w:t xml:space="preserve">Partage régulier et documenté en place (#41 à #44)</w:t>
+              <w:t xml:space="preserve">Partage régulier et documenté en place</w:t>
             </w:r>
           </w:p>
         </w:tc>
@@ -525,7 +525,7 @@
         </w:numPr>
       </w:pPr>
       <w:r>
-        <w:t xml:space="preserve">Désigner des relais par tribu et tracer les échanges : un référent par tribu porte la relation et veille à la réciprocité ; ce qui se dit est capté (cf. documentation #44) pour profiter au-delà des présents. L'échange inter-tribus mérite la même trace écrite que les REX internes.</w:t>
+        <w:t xml:space="preserve">Désigner des relais par tribu et tracer les échanges : un référent par tribu porte la relation et veille à la réciprocité ; ce qui se dit est capté (cf. documentation) pour profiter au-delà des présents. L'échange inter-tribus mérite la même trace écrite que les REX internes.</w:t>
       </w:r>
     </w:p>
     <w:p>
